--- a/content-src/docx/R TLS 2001 11 30 Waugh.docx
+++ b/content-src/docx/R TLS 2001 11 30 Waugh.docx
@@ -26,25 +26,13 @@
         <w:br/>
       </w:r>
       <w:r>
-        <w:t xml:space="preserve">The best of “Way of the World” from the </w:t>
-      </w:r>
-      <w:r>
-        <w:rPr>
-          <w:i/>
-        </w:rPr>
-        <w:t xml:space="preserve">Daily Telegraph</w:t>
+        <w:t xml:space="preserve">The best of “Way of the World” from the Daily Telegraph</w:t>
       </w:r>
       <w:r>
         <w:br/>
       </w:r>
       <w:r>
-        <w:t xml:space="preserve">399pp. Macmillan. £16.99.</w:t>
-      </w:r>
-      <w:r>
-        <w:br/>
-      </w:r>
-      <w:r>
-        <w:t xml:space="preserve">0 333 90782 5&lt;/details&gt;</w:t>
+        <w:t xml:space="preserve">399pp. Macmillan. £16.99.&lt;/details&gt;</w:t>
       </w:r>
     </w:p>
     <w:p>

--- a/content-src/docx/R TLS 2001 11 30 Waugh.docx
+++ b/content-src/docx/R TLS 2001 11 30 Waugh.docx
@@ -51,7 +51,7 @@
         <w:t xml:space="preserve">Literary Review</w:t>
       </w:r>
       <w:r>
-        <w:t xml:space="preserve">. I called in to the Beak Street offices on numerous occasions at that time, and found Waugh to be an amiable and encouraging man, when he was awake. “Hello,” he would say, “Mr . . . Foxe, yes, of course”, and return to his post-prandial meditation. For someone who seemed to despair of young people (“with their small memory span and almost infinite suggestibility”, “few have the intellectual equipment which was once considered necessary to read for a degree, and all expect instant obedience from parents and grown-ups”), Waugh was very hospitable to them as an editor.</w:t>
+        <w:t xml:space="preserve">. I called in to the Beak Street offices on numerous occasions at that time, and found Waugh to be an amiable and encouraging man, when he was awake. “Hello,” he would say, “Mr… Foxe, yes, of course”, and return to his post-prandial meditation. For someone who seemed to despair of young people (“with their small memory span and almost infinite suggestibility”, “few have the intellectual equipment which was once considered necessary to read for a degree, and all expect instant obedience from parents and grown-ups”), Waugh was very hospitable to them as an editor.</w:t>
       </w:r>
     </w:p>
     <w:p>
